--- a/docs/factsheets/f-familywiseerror.docx
+++ b/docs/factsheets/f-familywiseerror.docx
@@ -34,7 +34,7 @@
         <w:t xml:space="preserve">An introduction to reducing Family-wise type I error rate using Bonferonni correction, Sidak correction, and Tukey’s Honest Significant Difference (HSD).</w:t>
       </w:r>
     </w:p>
-    <w:bookmarkStart w:id="31" w:name="why-do-you-want-to-be-doing-this"/>
+    <w:bookmarkStart w:id="20" w:name="why-do-you-want-to-be-doing-this"/>
     <w:p>
       <w:pPr>
         <w:pStyle w:val="Heading1"/>
@@ -99,18 +99,18 @@
                 <wp:inline>
                   <wp:extent cx="152400" cy="152400"/>
                   <wp:effectExtent b="0" l="0" r="0" t="0"/>
-                  <wp:docPr descr="" title="" id="21" name="Picture"/>
+                  <wp:docPr descr="" title="" id="10" name="Picture"/>
                   <a:graphic>
                     <a:graphicData uri="http://schemas.openxmlformats.org/drawingml/2006/picture">
                       <pic:pic>
                         <pic:nvPicPr>
-                          <pic:cNvPr descr="/Applications/quarto/share/formats/docx/note.png" id="22" name="Picture"/>
+                          <pic:cNvPr descr="/Applications/quarto/share/formats/docx/note.png" id="11" name="Picture"/>
                           <pic:cNvPicPr>
                             <a:picLocks noChangeArrowheads="1" noChangeAspect="1"/>
                           </pic:cNvPicPr>
                         </pic:nvPicPr>
                         <pic:blipFill>
-                          <a:blip r:embed="rId20"/>
+                          <a:blip r:embed="rId9"/>
                           <a:stretch>
                             <a:fillRect/>
                           </a:stretch>
@@ -548,18 +548,18 @@
                 <wp:inline>
                   <wp:extent cx="152400" cy="152400"/>
                   <wp:effectExtent b="0" l="0" r="0" t="0"/>
-                  <wp:docPr descr="" title="" id="24" name="Picture"/>
+                  <wp:docPr descr="" title="" id="13" name="Picture"/>
                   <a:graphic>
                     <a:graphicData uri="http://schemas.openxmlformats.org/drawingml/2006/picture">
                       <pic:pic>
                         <pic:nvPicPr>
-                          <pic:cNvPr descr="/Applications/quarto/share/formats/docx/tip.png" id="25" name="Picture"/>
+                          <pic:cNvPr descr="/Applications/quarto/share/formats/docx/tip.png" id="14" name="Picture"/>
                           <pic:cNvPicPr>
                             <a:picLocks noChangeArrowheads="1" noChangeAspect="1"/>
                           </pic:cNvPicPr>
                         </pic:nvPicPr>
                         <pic:blipFill>
-                          <a:blip r:embed="rId23"/>
+                          <a:blip r:embed="rId12"/>
                           <a:stretch>
                             <a:fillRect/>
                           </a:stretch>
@@ -702,28 +702,30 @@
                       </m:rPr>
                       <m:t>!</m:t>
                     </m:r>
-                    <m:d>
-                      <m:dPr>
-                        <m:begChr m:val="("/>
-                        <m:sepChr m:val=""/>
-                        <m:endChr m:val=")"/>
-                        <m:grow/>
-                      </m:dPr>
-                      <m:e>
-                        <m:r>
-                          <m:t>n</m:t>
-                        </m:r>
-                        <m:r>
-                          <m:rPr>
-                            <m:sty m:val="p"/>
-                          </m:rPr>
-                          <m:t>−</m:t>
-                        </m:r>
-                        <m:r>
-                          <m:t>2</m:t>
-                        </m:r>
-                      </m:e>
-                    </m:d>
+                    <m:r>
+                      <m:rPr>
+                        <m:sty m:val="p"/>
+                      </m:rPr>
+                      <m:t>(</m:t>
+                    </m:r>
+                    <m:r>
+                      <m:t>n</m:t>
+                    </m:r>
+                    <m:r>
+                      <m:rPr>
+                        <m:sty m:val="p"/>
+                      </m:rPr>
+                      <m:t>−</m:t>
+                    </m:r>
+                    <m:r>
+                      <m:t>2</m:t>
+                    </m:r>
+                    <m:r>
+                      <m:rPr>
+                        <m:sty m:val="p"/>
+                      </m:rPr>
+                      <m:t>)</m:t>
+                    </m:r>
                     <m:r>
                       <m:rPr>
                         <m:sty m:val="p"/>
@@ -875,7 +877,7 @@
             <w:r>
               <w:t xml:space="preserve"> </w:t>
             </w:r>
-            <w:hyperlink r:id="rId26">
+            <w:hyperlink r:id="rId15">
               <w:r>
                 <w:rPr>
                   <w:rStyle w:val="Hyperlink"/>
@@ -917,7 +919,7 @@
         </w:tc>
       </w:tr>
     </w:tbl>
-    <w:bookmarkStart w:id="30" w:name="definition-of-the-family-wise-error-rate"/>
+    <w:bookmarkStart w:id="19" w:name="definition-of-the-family-wise-error-rate"/>
     <w:p>
       <w:pPr>
         <w:pStyle w:val="Heading2"/>
@@ -967,18 +969,18 @@
                 <wp:inline>
                   <wp:extent cx="152400" cy="152400"/>
                   <wp:effectExtent b="0" l="0" r="0" t="0"/>
-                  <wp:docPr descr="" title="" id="28" name="Picture"/>
+                  <wp:docPr descr="" title="" id="17" name="Picture"/>
                   <a:graphic>
                     <a:graphicData uri="http://schemas.openxmlformats.org/drawingml/2006/picture">
                       <pic:pic>
                         <pic:nvPicPr>
-                          <pic:cNvPr descr="/Applications/quarto/share/formats/docx/important.png" id="29" name="Picture"/>
+                          <pic:cNvPr descr="/Applications/quarto/share/formats/docx/important.png" id="18" name="Picture"/>
                           <pic:cNvPicPr>
                             <a:picLocks noChangeArrowheads="1" noChangeAspect="1"/>
                           </pic:cNvPicPr>
                         </pic:nvPicPr>
                         <pic:blipFill>
-                          <a:blip r:embed="rId27"/>
+                          <a:blip r:embed="rId16"/>
                           <a:stretch>
                             <a:fillRect/>
                           </a:stretch>
@@ -1071,9 +1073,9 @@
         </w:tc>
       </w:tr>
     </w:tbl>
-    <w:bookmarkEnd w:id="30"/>
-    <w:bookmarkEnd w:id="31"/>
-    <w:bookmarkStart w:id="34" w:name="bonferonni-correction"/>
+    <w:bookmarkEnd w:id="19"/>
+    <w:bookmarkEnd w:id="20"/>
+    <w:bookmarkStart w:id="23" w:name="bonferonni-correction"/>
     <w:p>
       <w:pPr>
         <w:pStyle w:val="Heading1"/>
@@ -1246,18 +1248,18 @@
                 <wp:inline>
                   <wp:extent cx="152400" cy="152400"/>
                   <wp:effectExtent b="0" l="0" r="0" t="0"/>
-                  <wp:docPr descr="" title="" id="32" name="Picture"/>
+                  <wp:docPr descr="" title="" id="21" name="Picture"/>
                   <a:graphic>
                     <a:graphicData uri="http://schemas.openxmlformats.org/drawingml/2006/picture">
                       <pic:pic>
                         <pic:nvPicPr>
-                          <pic:cNvPr descr="/Applications/quarto/share/formats/docx/note.png" id="33" name="Picture"/>
+                          <pic:cNvPr descr="/Applications/quarto/share/formats/docx/note.png" id="22" name="Picture"/>
                           <pic:cNvPicPr>
                             <a:picLocks noChangeArrowheads="1" noChangeAspect="1"/>
                           </pic:cNvPicPr>
                         </pic:nvPicPr>
                         <pic:blipFill>
-                          <a:blip r:embed="rId20"/>
+                          <a:blip r:embed="rId9"/>
                           <a:stretch>
                             <a:fillRect/>
                           </a:stretch>
@@ -1470,19 +1472,21 @@
                 <m:r>
                   <m:t>0.008333</m:t>
                 </m:r>
-                <m:d>
-                  <m:dPr>
-                    <m:begChr m:val="("/>
-                    <m:sepChr m:val=""/>
-                    <m:endChr m:val=")"/>
-                    <m:grow/>
-                  </m:dPr>
-                  <m:e>
-                    <m:r>
-                      <m:t>3</m:t>
-                    </m:r>
-                  </m:e>
-                </m:d>
+                <m:r>
+                  <m:rPr>
+                    <m:sty m:val="p"/>
+                  </m:rPr>
+                  <m:t>(</m:t>
+                </m:r>
+                <m:r>
+                  <m:t>3</m:t>
+                </m:r>
+                <m:r>
+                  <m:rPr>
+                    <m:sty m:val="p"/>
+                  </m:rPr>
+                  <m:t>)</m:t>
+                </m:r>
               </m:oMath>
             </m:oMathPara>
           </w:p>
@@ -1500,19 +1504,21 @@
               <m:r>
                 <m:t>0.8333</m:t>
               </m:r>
-              <m:d>
-                <m:dPr>
-                  <m:begChr m:val="("/>
-                  <m:sepChr m:val=""/>
-                  <m:endChr m:val=")"/>
-                  <m:grow/>
-                </m:dPr>
-                <m:e>
-                  <m:r>
-                    <m:t>3</m:t>
-                  </m:r>
-                </m:e>
-              </m:d>
+              <m:r>
+                <m:rPr>
+                  <m:sty m:val="p"/>
+                </m:rPr>
+                <m:t>(</m:t>
+              </m:r>
+              <m:r>
+                <m:t>3</m:t>
+              </m:r>
+              <m:r>
+                <m:rPr>
+                  <m:sty m:val="p"/>
+                </m:rPr>
+                <m:t>)</m:t>
+              </m:r>
             </m:oMath>
             <w:r>
               <w:t xml:space="preserve">% Type I error rate.</w:t>
@@ -1521,8 +1527,8 @@
         </w:tc>
       </w:tr>
     </w:tbl>
-    <w:bookmarkEnd w:id="34"/>
-    <w:bookmarkStart w:id="37" w:name="sidak-correction"/>
+    <w:bookmarkEnd w:id="23"/>
+    <w:bookmarkStart w:id="26" w:name="sidak-correction"/>
     <w:p>
       <w:pPr>
         <w:pStyle w:val="Heading1"/>
@@ -1600,30 +1606,32 @@
             </m:rPr>
             <m:t>−</m:t>
           </m:r>
+          <m:r>
+            <m:rPr>
+              <m:sty m:val="p"/>
+            </m:rPr>
+            <m:t>(</m:t>
+          </m:r>
+          <m:r>
+            <m:t>1</m:t>
+          </m:r>
+          <m:r>
+            <m:rPr>
+              <m:sty m:val="p"/>
+            </m:rPr>
+            <m:t>−</m:t>
+          </m:r>
+          <m:r>
+            <m:t>α</m:t>
+          </m:r>
           <m:sSup>
             <m:e>
-              <m:d>
-                <m:dPr>
-                  <m:begChr m:val="("/>
-                  <m:sepChr m:val=""/>
-                  <m:endChr m:val=")"/>
-                  <m:grow/>
-                </m:dPr>
-                <m:e>
-                  <m:r>
-                    <m:t>1</m:t>
-                  </m:r>
-                  <m:r>
-                    <m:rPr>
-                      <m:sty m:val="p"/>
-                    </m:rPr>
-                    <m:t>−</m:t>
-                  </m:r>
-                  <m:r>
-                    <m:t>α</m:t>
-                  </m:r>
-                </m:e>
-              </m:d>
+              <m:r>
+                <m:rPr>
+                  <m:sty m:val="p"/>
+                </m:rPr>
+                <m:t>)</m:t>
+              </m:r>
             </m:e>
             <m:sup>
               <m:f>
@@ -1695,18 +1703,18 @@
                 <wp:inline>
                   <wp:extent cx="152400" cy="152400"/>
                   <wp:effectExtent b="0" l="0" r="0" t="0"/>
-                  <wp:docPr descr="" title="" id="35" name="Picture"/>
+                  <wp:docPr descr="" title="" id="24" name="Picture"/>
                   <a:graphic>
                     <a:graphicData uri="http://schemas.openxmlformats.org/drawingml/2006/picture">
                       <pic:pic>
                         <pic:nvPicPr>
-                          <pic:cNvPr descr="/Applications/quarto/share/formats/docx/note.png" id="36" name="Picture"/>
+                          <pic:cNvPr descr="/Applications/quarto/share/formats/docx/note.png" id="25" name="Picture"/>
                           <pic:cNvPicPr>
                             <a:picLocks noChangeArrowheads="1" noChangeAspect="1"/>
                           </pic:cNvPicPr>
                         </pic:nvPicPr>
                         <pic:blipFill>
-                          <a:blip r:embed="rId20"/>
+                          <a:blip r:embed="rId9"/>
                           <a:stretch>
                             <a:fillRect/>
                           </a:stretch>
@@ -1880,30 +1888,32 @@
                   </m:rPr>
                   <m:t>−</m:t>
                 </m:r>
+                <m:r>
+                  <m:rPr>
+                    <m:sty m:val="p"/>
+                  </m:rPr>
+                  <m:t>(</m:t>
+                </m:r>
+                <m:r>
+                  <m:t>1</m:t>
+                </m:r>
+                <m:r>
+                  <m:rPr>
+                    <m:sty m:val="p"/>
+                  </m:rPr>
+                  <m:t>−</m:t>
+                </m:r>
+                <m:r>
+                  <m:t>α</m:t>
+                </m:r>
                 <m:sSup>
                   <m:e>
-                    <m:d>
-                      <m:dPr>
-                        <m:begChr m:val="("/>
-                        <m:sepChr m:val=""/>
-                        <m:endChr m:val=")"/>
-                        <m:grow/>
-                      </m:dPr>
-                      <m:e>
-                        <m:r>
-                          <m:t>1</m:t>
-                        </m:r>
-                        <m:r>
-                          <m:rPr>
-                            <m:sty m:val="p"/>
-                          </m:rPr>
-                          <m:t>−</m:t>
-                        </m:r>
-                        <m:r>
-                          <m:t>α</m:t>
-                        </m:r>
-                      </m:e>
-                    </m:d>
+                    <m:r>
+                      <m:rPr>
+                        <m:sty m:val="p"/>
+                      </m:rPr>
+                      <m:t>)</m:t>
+                    </m:r>
                   </m:e>
                   <m:sup>
                     <m:f>
@@ -1947,30 +1957,32 @@
                   </m:rPr>
                   <m:t>−</m:t>
                 </m:r>
+                <m:r>
+                  <m:rPr>
+                    <m:sty m:val="p"/>
+                  </m:rPr>
+                  <m:t>(</m:t>
+                </m:r>
+                <m:r>
+                  <m:t>1</m:t>
+                </m:r>
+                <m:r>
+                  <m:rPr>
+                    <m:sty m:val="p"/>
+                  </m:rPr>
+                  <m:t>−</m:t>
+                </m:r>
+                <m:r>
+                  <m:t>0.05</m:t>
+                </m:r>
                 <m:sSup>
                   <m:e>
-                    <m:d>
-                      <m:dPr>
-                        <m:begChr m:val="("/>
-                        <m:sepChr m:val=""/>
-                        <m:endChr m:val=")"/>
-                        <m:grow/>
-                      </m:dPr>
-                      <m:e>
-                        <m:r>
-                          <m:t>1</m:t>
-                        </m:r>
-                        <m:r>
-                          <m:rPr>
-                            <m:sty m:val="p"/>
-                          </m:rPr>
-                          <m:t>−</m:t>
-                        </m:r>
-                        <m:r>
-                          <m:t>0.05</m:t>
-                        </m:r>
-                      </m:e>
-                    </m:d>
+                    <m:r>
+                      <m:rPr>
+                        <m:sty m:val="p"/>
+                      </m:rPr>
+                      <m:t>)</m:t>
+                    </m:r>
                   </m:e>
                   <m:sup>
                     <m:f>
@@ -2042,8 +2054,8 @@
         </w:tc>
       </w:tr>
     </w:tbl>
-    <w:bookmarkEnd w:id="37"/>
-    <w:bookmarkStart w:id="38" w:name="tukeys-honest-significant-difference-hsd"/>
+    <w:bookmarkEnd w:id="26"/>
+    <w:bookmarkStart w:id="27" w:name="tukeys-honest-significant-difference-hsd"/>
     <w:p>
       <w:pPr>
         <w:pStyle w:val="Heading1"/>
@@ -2706,8 +2718,8 @@
         <w:t xml:space="preserve">value for any of the pairwise comparisons exceeds the reference critical statistic, this means that that mean is indeed different from the others.</w:t>
       </w:r>
     </w:p>
-    <w:bookmarkEnd w:id="38"/>
-    <w:bookmarkStart w:id="42" w:name="further-reading"/>
+    <w:bookmarkEnd w:id="27"/>
+    <w:bookmarkStart w:id="31" w:name="further-reading"/>
     <w:p>
       <w:pPr>
         <w:pStyle w:val="Heading1"/>
@@ -2720,7 +2732,7 @@
       <w:pPr>
         <w:pStyle w:val="FirstParagraph"/>
       </w:pPr>
-      <w:hyperlink r:id="rId39">
+      <w:hyperlink r:id="rId28">
         <w:r>
           <w:rPr>
             <w:rStyle w:val="Hyperlink"/>
@@ -2729,7 +2741,7 @@
         </w:r>
       </w:hyperlink>
     </w:p>
-    <w:bookmarkStart w:id="41" w:name="version-history"/>
+    <w:bookmarkStart w:id="30" w:name="version-history"/>
     <w:p>
       <w:pPr>
         <w:pStyle w:val="Heading2"/>
@@ -2750,7 +2762,7 @@
       <w:pPr>
         <w:pStyle w:val="BodyText"/>
       </w:pPr>
-      <w:hyperlink r:id="rId40">
+      <w:hyperlink r:id="rId29">
         <w:r>
           <w:rPr>
             <w:rStyle w:val="Hyperlink"/>
@@ -2759,8 +2771,8 @@
         </w:r>
       </w:hyperlink>
     </w:p>
-    <w:bookmarkEnd w:id="41"/>
-    <w:bookmarkEnd w:id="42"/>
+    <w:bookmarkEnd w:id="30"/>
+    <w:bookmarkEnd w:id="31"/>
     <w:sectPr>
       <w:pgSz w:h="15840" w:w="12240"/>
       <w:pgMar w:bottom="1440" w:footer="720" w:gutter="0" w:header="720" w:left="1440" w:right="1440" w:top="1440"/>
